--- a/datas/answer.docx
+++ b/datas/answer.docx
@@ -1,6 +1,6 @@
 
 <file path=word/document.xml><?xml version="1.0" encoding="utf-8"?>
-<w:document xmlns:wpc="http://schemas.microsoft.com/office/word/2010/wordprocessingCanvas" xmlns:cx="http://schemas.microsoft.com/office/drawing/2014/chartex" xmlns:cx1="http://schemas.microsoft.com/office/drawing/2015/9/8/chartex" xmlns:cx2="http://schemas.microsoft.com/office/drawing/2015/10/21/chartex" xmlns:cx3="http://schemas.microsoft.com/office/drawing/2016/5/9/chartex" xmlns:cx4="http://schemas.microsoft.com/office/drawing/2016/5/10/chartex" xmlns:cx5="http://schemas.microsoft.com/office/drawing/2016/5/11/chartex" xmlns:cx6="http://schemas.microsoft.com/office/drawing/2016/5/12/chartex" xmlns:cx7="http://schemas.microsoft.com/office/drawing/2016/5/13/chartex" xmlns:cx8="http://schemas.microsoft.com/office/drawing/2016/5/14/chartex" xmlns:mc="http://schemas.openxmlformats.org/markup-compatibility/2006" xmlns:aink="http://schemas.microsoft.com/office/drawing/2016/ink" xmlns:am3d="http://schemas.microsoft.com/office/drawing/2017/model3d" xmlns:o="urn:schemas-microsoft-com:office:office" xmlns:oel="http://schemas.microsoft.com/office/2019/extlst" xmlns:r="http://schemas.openxmlformats.org/officeDocument/2006/relationships" xmlns:m="http://schemas.openxmlformats.org/officeDocument/2006/math" xmlns:v="urn:schemas-microsoft-com:vml" xmlns:wp14="http://schemas.microsoft.com/office/word/2010/wordprocessingDrawing" xmlns:wp="http://schemas.openxmlformats.org/drawingml/2006/wordprocessingDrawing" xmlns:w10="urn:schemas-microsoft-com:office:word" xmlns:w="http://schemas.openxmlformats.org/wordprocessingml/2006/main" xmlns:w14="http://schemas.microsoft.com/office/word/2010/wordml" xmlns:w15="http://schemas.microsoft.com/office/word/2012/wordml" xmlns:w16cex="http://schemas.microsoft.com/office/word/2018/wordml/cex" xmlns:w16cid="http://schemas.microsoft.com/office/word/2016/wordml/cid" xmlns:w16="http://schemas.microsoft.com/office/word/2018/wordml" xmlns:w16sdtdh="http://schemas.microsoft.com/office/word/2020/wordml/sdtdatahash" xmlns:w16se="http://schemas.microsoft.com/office/word/2015/wordml/symex" xmlns:wpg="http://schemas.microsoft.com/office/word/2010/wordprocessingGroup" xmlns:wpi="http://schemas.microsoft.com/office/word/2010/wordprocessingInk" xmlns:wne="http://schemas.microsoft.com/office/word/2006/wordml" xmlns:wps="http://schemas.microsoft.com/office/word/2010/wordprocessingShape" mc:Ignorable="w14 w15 w16se w16cid w16 w16cex w16sdtdh wp14">
+<w:document xmlns:wpc="http://schemas.microsoft.com/office/word/2010/wordprocessingCanvas" xmlns:cx="http://schemas.microsoft.com/office/drawing/2014/chartex" xmlns:cx1="http://schemas.microsoft.com/office/drawing/2015/9/8/chartex" xmlns:cx2="http://schemas.microsoft.com/office/drawing/2015/10/21/chartex" xmlns:cx3="http://schemas.microsoft.com/office/drawing/2016/5/9/chartex" xmlns:cx4="http://schemas.microsoft.com/office/drawing/2016/5/10/chartex" xmlns:cx5="http://schemas.microsoft.com/office/drawing/2016/5/11/chartex" xmlns:cx6="http://schemas.microsoft.com/office/drawing/2016/5/12/chartex" xmlns:cx7="http://schemas.microsoft.com/office/drawing/2016/5/13/chartex" xmlns:cx8="http://schemas.microsoft.com/office/drawing/2016/5/14/chartex" xmlns:mc="http://schemas.openxmlformats.org/markup-compatibility/2006" xmlns:aink="http://schemas.microsoft.com/office/drawing/2016/ink" xmlns:am3d="http://schemas.microsoft.com/office/drawing/2017/model3d" xmlns:o="urn:schemas-microsoft-com:office:office" xmlns:oel="http://schemas.microsoft.com/office/2019/extlst" xmlns:r="http://schemas.openxmlformats.org/officeDocument/2006/relationships" xmlns:m="http://schemas.openxmlformats.org/officeDocument/2006/math" xmlns:v="urn:schemas-microsoft-com:vml" xmlns:wp14="http://schemas.microsoft.com/office/word/2010/wordprocessingDrawing" xmlns:wp="http://schemas.openxmlformats.org/drawingml/2006/wordprocessingDrawing" xmlns:w10="urn:schemas-microsoft-com:office:word" xmlns:w="http://schemas.openxmlformats.org/wordprocessingml/2006/main" xmlns:w14="http://schemas.microsoft.com/office/word/2010/wordml" xmlns:w15="http://schemas.microsoft.com/office/word/2012/wordml" xmlns:w16cex="http://schemas.microsoft.com/office/word/2018/wordml/cex" xmlns:w16cid="http://schemas.microsoft.com/office/word/2016/wordml/cid" xmlns:w16="http://schemas.microsoft.com/office/word/2018/wordml" xmlns:w16du="http://schemas.microsoft.com/office/word/2023/wordml/word16du" xmlns:w16sdtdh="http://schemas.microsoft.com/office/word/2020/wordml/sdtdatahash" xmlns:w16sdtfl="http://schemas.microsoft.com/office/word/2024/wordml/sdtformatlock" xmlns:w16se="http://schemas.microsoft.com/office/word/2015/wordml/symex" xmlns:wpg="http://schemas.microsoft.com/office/word/2010/wordprocessingGroup" xmlns:wpi="http://schemas.microsoft.com/office/word/2010/wordprocessingInk" xmlns:wne="http://schemas.microsoft.com/office/word/2006/wordml" xmlns:wps="http://schemas.microsoft.com/office/word/2010/wordprocessingShape" mc:Ignorable="w14 w15 w16se w16cid w16 w16cex w16sdtdh w16sdtfl w16du wp14">
   <w:body>
     <w:p>
       <w:pPr>
@@ -90,11 +90,17 @@
       </w:r>
     </w:p>
     <w:p>
-      <w:r>
-        <w:rPr>
-          <w:rFonts w:hint="eastAsia"/>
-        </w:rPr>
-        <w:t>〇要望→パワポ資料(3)ア.に記載のある消費者が自己解決できる情報提供に加え、消費生活相談と関係がない問い合わせに対しては関係機関を紹介する機能が欲しい。（税務署、労基署、ギャンブル依存症回復支援センターなど）</w:t>
+      <w:pPr>
+        <w:rPr>
+          <w:color w:val="FF0000"/>
+        </w:rPr>
+      </w:pPr>
+      <w:r>
+        <w:rPr>
+          <w:rFonts w:hint="eastAsia"/>
+          <w:color w:val="FF0000"/>
+        </w:rPr>
+        <w:t>〇要望→資料(3)ア.に記載のある消費者が自己解決できる情報提供に加え、消費生活相談と関係がない問い合わせに対しては関係機関を紹介する機能が欲しい。（税務署、労基署、ギャンブル依存症回復支援センターなど）</w:t>
       </w:r>
     </w:p>
     <w:p/>
@@ -152,11 +158,38 @@
         </w:rPr>
         <w:t>１）相談事例の入力→</w:t>
       </w:r>
-      <w:r>
-        <w:rPr>
-          <w:rFonts w:hint="eastAsia"/>
-        </w:rPr>
-        <w:t>相談を受け、それぞれの項目に相談情報を手打ち入力している。</w:t>
+      <w:commentRangeStart w:id="0"/>
+      <w:r>
+        <w:rPr>
+          <w:rFonts w:hint="eastAsia"/>
+        </w:rPr>
+        <w:t>相談を受け</w:t>
+      </w:r>
+      <w:commentRangeEnd w:id="0"/>
+      <w:r>
+        <w:rPr>
+          <w:rStyle w:val="aa"/>
+        </w:rPr>
+        <w:commentReference w:id="0"/>
+      </w:r>
+      <w:r>
+        <w:rPr>
+          <w:rFonts w:hint="eastAsia"/>
+        </w:rPr>
+        <w:t>、それぞれの項目に相談情報を</w:t>
+      </w:r>
+      <w:r>
+        <w:rPr>
+          <w:rFonts w:hint="eastAsia"/>
+          <w:color w:val="FF0000"/>
+        </w:rPr>
+        <w:t>手打ち入力</w:t>
+      </w:r>
+      <w:r>
+        <w:rPr>
+          <w:rFonts w:hint="eastAsia"/>
+        </w:rPr>
+        <w:t>している。</w:t>
       </w:r>
       <w:r>
         <w:rPr>
@@ -170,7 +203,20 @@
         <w:rPr>
           <w:rFonts w:hint="eastAsia"/>
         </w:rPr>
-        <w:t>２）全国データを利用した啓発など→活用していない</w:t>
+        <w:t>２）全国データを利用した</w:t>
+      </w:r>
+      <w:r>
+        <w:rPr>
+          <w:rFonts w:hint="eastAsia"/>
+          <w:color w:val="0070C0"/>
+        </w:rPr>
+        <w:t>啓発</w:t>
+      </w:r>
+      <w:r>
+        <w:rPr>
+          <w:rFonts w:hint="eastAsia"/>
+        </w:rPr>
+        <w:t>など→活用していない</w:t>
       </w:r>
     </w:p>
     <w:p>
@@ -214,17 +260,26 @@
         <w:rPr>
           <w:rFonts w:hint="eastAsia"/>
         </w:rPr>
-        <w:t>２）全国データを利用した啓発など→奈良県や近郊で発生している消費者トラブルの傾向（トラブル内容、年齢</w:t>
-      </w:r>
-      <w:r>
-        <w:rPr>
-          <w:rFonts w:hint="eastAsia"/>
+        <w:t>２）</w:t>
+      </w:r>
+      <w:r>
+        <w:rPr>
+          <w:rFonts w:hint="eastAsia"/>
+          <w:color w:val="FF0000"/>
+        </w:rPr>
+        <w:t>全国データを利用した啓発など→奈良県や近郊で発生している消費者トラブルの傾向（トラブル内容、年齢</w:t>
+      </w:r>
+      <w:r>
+        <w:rPr>
+          <w:rFonts w:hint="eastAsia"/>
+          <w:color w:val="FF0000"/>
         </w:rPr>
         <w:t>、地域など</w:t>
       </w:r>
       <w:r>
         <w:rPr>
           <w:rFonts w:hint="eastAsia"/>
+          <w:color w:val="FF0000"/>
         </w:rPr>
         <w:t>）</w:t>
       </w:r>
@@ -280,11 +335,6 @@
       </w:r>
     </w:p>
     <w:p>
-      <w:pPr>
-        <w:rPr>
-          <w:rFonts w:hint="eastAsia"/>
-        </w:rPr>
-      </w:pPr>
       <w:r>
         <w:rPr>
           <w:rFonts w:hint="eastAsia"/>
@@ -302,8 +352,63 @@
 </w:document>
 </file>
 
+<file path=word/comments.xml><?xml version="1.0" encoding="utf-8"?>
+<w:comments xmlns:wpc="http://schemas.microsoft.com/office/word/2010/wordprocessingCanvas" xmlns:cx="http://schemas.microsoft.com/office/drawing/2014/chartex" xmlns:cx1="http://schemas.microsoft.com/office/drawing/2015/9/8/chartex" xmlns:cx2="http://schemas.microsoft.com/office/drawing/2015/10/21/chartex" xmlns:cx3="http://schemas.microsoft.com/office/drawing/2016/5/9/chartex" xmlns:cx4="http://schemas.microsoft.com/office/drawing/2016/5/10/chartex" xmlns:cx5="http://schemas.microsoft.com/office/drawing/2016/5/11/chartex" xmlns:cx6="http://schemas.microsoft.com/office/drawing/2016/5/12/chartex" xmlns:cx7="http://schemas.microsoft.com/office/drawing/2016/5/13/chartex" xmlns:cx8="http://schemas.microsoft.com/office/drawing/2016/5/14/chartex" xmlns:mc="http://schemas.openxmlformats.org/markup-compatibility/2006" xmlns:aink="http://schemas.microsoft.com/office/drawing/2016/ink" xmlns:am3d="http://schemas.microsoft.com/office/drawing/2017/model3d" xmlns:o="urn:schemas-microsoft-com:office:office" xmlns:oel="http://schemas.microsoft.com/office/2019/extlst" xmlns:r="http://schemas.openxmlformats.org/officeDocument/2006/relationships" xmlns:m="http://schemas.openxmlformats.org/officeDocument/2006/math" xmlns:v="urn:schemas-microsoft-com:vml" xmlns:wp14="http://schemas.microsoft.com/office/word/2010/wordprocessingDrawing" xmlns:wp="http://schemas.openxmlformats.org/drawingml/2006/wordprocessingDrawing" xmlns:w10="urn:schemas-microsoft-com:office:word" xmlns:w="http://schemas.openxmlformats.org/wordprocessingml/2006/main" xmlns:w14="http://schemas.microsoft.com/office/word/2010/wordml" xmlns:w15="http://schemas.microsoft.com/office/word/2012/wordml" xmlns:w16cex="http://schemas.microsoft.com/office/word/2018/wordml/cex" xmlns:w16cid="http://schemas.microsoft.com/office/word/2016/wordml/cid" xmlns:w16="http://schemas.microsoft.com/office/word/2018/wordml" xmlns:w16du="http://schemas.microsoft.com/office/word/2023/wordml/word16du" xmlns:w16sdtdh="http://schemas.microsoft.com/office/word/2020/wordml/sdtdatahash" xmlns:w16sdtfl="http://schemas.microsoft.com/office/word/2024/wordml/sdtformatlock" xmlns:w16se="http://schemas.microsoft.com/office/word/2015/wordml/symex" xmlns:wpg="http://schemas.microsoft.com/office/word/2010/wordprocessingGroup" xmlns:wpi="http://schemas.microsoft.com/office/word/2010/wordprocessingInk" xmlns:wne="http://schemas.microsoft.com/office/word/2006/wordml" xmlns:wps="http://schemas.microsoft.com/office/word/2010/wordprocessingShape" mc:Ignorable="w14 w15 w16se w16cid w16 w16cex w16sdtdh w16sdtfl w16du wp14">
+  <w:comment w:id="0" w:author="瀧口 大地(奈良高専)" w:date="2025-04-20T14:56:00Z" w:initials="大瀧">
+    <w:p>
+      <w:pPr>
+        <w:pStyle w:val="ab"/>
+      </w:pPr>
+      <w:r>
+        <w:rPr>
+          <w:rStyle w:val="aa"/>
+        </w:rPr>
+        <w:annotationRef/>
+      </w:r>
+      <w:r>
+        <w:t>相談は口頭？</w:t>
+      </w:r>
+      <w:r>
+        <w:br/>
+        <w:t>文なら手打ちといってもコピペでいいけど言葉ならそういうものを作ってもいいかも</w:t>
+      </w:r>
+      <w:r>
+        <w:br/>
+        <w:t>けど録音は良くないし難しいか…？</w:t>
+      </w:r>
+    </w:p>
+  </w:comment>
+</w:comments>
+</file>
+
+<file path=word/commentsExtended.xml><?xml version="1.0" encoding="utf-8"?>
+<w15:commentsEx xmlns:wpc="http://schemas.microsoft.com/office/word/2010/wordprocessingCanvas" xmlns:cx="http://schemas.microsoft.com/office/drawing/2014/chartex" xmlns:cx1="http://schemas.microsoft.com/office/drawing/2015/9/8/chartex" xmlns:cx2="http://schemas.microsoft.com/office/drawing/2015/10/21/chartex" xmlns:cx3="http://schemas.microsoft.com/office/drawing/2016/5/9/chartex" xmlns:cx4="http://schemas.microsoft.com/office/drawing/2016/5/10/chartex" xmlns:cx5="http://schemas.microsoft.com/office/drawing/2016/5/11/chartex" xmlns:cx6="http://schemas.microsoft.com/office/drawing/2016/5/12/chartex" xmlns:cx7="http://schemas.microsoft.com/office/drawing/2016/5/13/chartex" xmlns:cx8="http://schemas.microsoft.com/office/drawing/2016/5/14/chartex" xmlns:mc="http://schemas.openxmlformats.org/markup-compatibility/2006" xmlns:aink="http://schemas.microsoft.com/office/drawing/2016/ink" xmlns:am3d="http://schemas.microsoft.com/office/drawing/2017/model3d" xmlns:o="urn:schemas-microsoft-com:office:office" xmlns:oel="http://schemas.microsoft.com/office/2019/extlst" xmlns:r="http://schemas.openxmlformats.org/officeDocument/2006/relationships" xmlns:m="http://schemas.openxmlformats.org/officeDocument/2006/math" xmlns:v="urn:schemas-microsoft-com:vml" xmlns:wp14="http://schemas.microsoft.com/office/word/2010/wordprocessingDrawing" xmlns:wp="http://schemas.openxmlformats.org/drawingml/2006/wordprocessingDrawing" xmlns:w10="urn:schemas-microsoft-com:office:word" xmlns:w="http://schemas.openxmlformats.org/wordprocessingml/2006/main" xmlns:w14="http://schemas.microsoft.com/office/word/2010/wordml" xmlns:w15="http://schemas.microsoft.com/office/word/2012/wordml" xmlns:w16cex="http://schemas.microsoft.com/office/word/2018/wordml/cex" xmlns:w16cid="http://schemas.microsoft.com/office/word/2016/wordml/cid" xmlns:w16="http://schemas.microsoft.com/office/word/2018/wordml" xmlns:w16du="http://schemas.microsoft.com/office/word/2023/wordml/word16du" xmlns:w16sdtdh="http://schemas.microsoft.com/office/word/2020/wordml/sdtdatahash" xmlns:w16sdtfl="http://schemas.microsoft.com/office/word/2024/wordml/sdtformatlock" xmlns:w16se="http://schemas.microsoft.com/office/word/2015/wordml/symex" xmlns:wpg="http://schemas.microsoft.com/office/word/2010/wordprocessingGroup" xmlns:wpi="http://schemas.microsoft.com/office/word/2010/wordprocessingInk" xmlns:wne="http://schemas.microsoft.com/office/word/2006/wordml" xmlns:wps="http://schemas.microsoft.com/office/word/2010/wordprocessingShape" mc:Ignorable="w14 w15 w16se w16cid w16 w16cex w16sdtdh w16sdtfl w16du wp14">
+  <w15:commentEx w15:paraId="1A0F166D" w15:done="0"/>
+</w15:commentsEx>
+</file>
+
+<file path=word/commentsExtensible.xml><?xml version="1.0" encoding="utf-8"?>
+<w16cex:commentsExtensible xmlns:wpc="http://schemas.microsoft.com/office/word/2010/wordprocessingCanvas" xmlns:cx="http://schemas.microsoft.com/office/drawing/2014/chartex" xmlns:cx1="http://schemas.microsoft.com/office/drawing/2015/9/8/chartex" xmlns:cx2="http://schemas.microsoft.com/office/drawing/2015/10/21/chartex" xmlns:cx3="http://schemas.microsoft.com/office/drawing/2016/5/9/chartex" xmlns:cx4="http://schemas.microsoft.com/office/drawing/2016/5/10/chartex" xmlns:cx5="http://schemas.microsoft.com/office/drawing/2016/5/11/chartex" xmlns:cx6="http://schemas.microsoft.com/office/drawing/2016/5/12/chartex" xmlns:cx7="http://schemas.microsoft.com/office/drawing/2016/5/13/chartex" xmlns:cx8="http://schemas.microsoft.com/office/drawing/2016/5/14/chartex" xmlns:cr="http://schemas.microsoft.com/office/comments/2020/reactions" xmlns:mc="http://schemas.openxmlformats.org/markup-compatibility/2006" xmlns:aink="http://schemas.microsoft.com/office/drawing/2016/ink" xmlns:am3d="http://schemas.microsoft.com/office/drawing/2017/model3d" xmlns:o="urn:schemas-microsoft-com:office:office" xmlns:oel="http://schemas.microsoft.com/office/2019/extlst" xmlns:r="http://schemas.openxmlformats.org/officeDocument/2006/relationships" xmlns:m="http://schemas.openxmlformats.org/officeDocument/2006/math" xmlns:v="urn:schemas-microsoft-com:vml" xmlns:wp14="http://schemas.microsoft.com/office/word/2010/wordprocessingDrawing" xmlns:wp="http://schemas.openxmlformats.org/drawingml/2006/wordprocessingDrawing" xmlns:w10="urn:schemas-microsoft-com:office:word" xmlns:w="http://schemas.openxmlformats.org/wordprocessingml/2006/main" xmlns:w14="http://schemas.microsoft.com/office/word/2010/wordml" xmlns:w15="http://schemas.microsoft.com/office/word/2012/wordml" xmlns:w16cex="http://schemas.microsoft.com/office/word/2018/wordml/cex" xmlns:w16cid="http://schemas.microsoft.com/office/word/2016/wordml/cid" xmlns:w16="http://schemas.microsoft.com/office/word/2018/wordml" xmlns:w16du="http://schemas.microsoft.com/office/word/2023/wordml/word16du" xmlns:w16sdtdh="http://schemas.microsoft.com/office/word/2020/wordml/sdtdatahash" xmlns:w16sdtfl="http://schemas.microsoft.com/office/word/2024/wordml/sdtformatlock" xmlns:w16se="http://schemas.microsoft.com/office/word/2015/wordml/symex" xmlns:wpg="http://schemas.microsoft.com/office/word/2010/wordprocessingGroup" xmlns:wpi="http://schemas.microsoft.com/office/word/2010/wordprocessingInk" xmlns:wne="http://schemas.microsoft.com/office/word/2006/wordml" xmlns:wps="http://schemas.microsoft.com/office/word/2010/wordprocessingShape" mc:Ignorable="w14 w15 w16se w16cid w16 w16cex w16sdtdh w16sdtfl cr w16du wp14">
+  <w16cex:commentExtensible w16cex:durableId="2D9031CB" w16cex:dateUtc="2025-04-20T05:56:00Z"/>
+</w16cex:commentsExtensible>
+</file>
+
+<file path=word/commentsIds.xml><?xml version="1.0" encoding="utf-8"?>
+<w16cid:commentsIds xmlns:wpc="http://schemas.microsoft.com/office/word/2010/wordprocessingCanvas" xmlns:cx="http://schemas.microsoft.com/office/drawing/2014/chartex" xmlns:cx1="http://schemas.microsoft.com/office/drawing/2015/9/8/chartex" xmlns:cx2="http://schemas.microsoft.com/office/drawing/2015/10/21/chartex" xmlns:cx3="http://schemas.microsoft.com/office/drawing/2016/5/9/chartex" xmlns:cx4="http://schemas.microsoft.com/office/drawing/2016/5/10/chartex" xmlns:cx5="http://schemas.microsoft.com/office/drawing/2016/5/11/chartex" xmlns:cx6="http://schemas.microsoft.com/office/drawing/2016/5/12/chartex" xmlns:cx7="http://schemas.microsoft.com/office/drawing/2016/5/13/chartex" xmlns:cx8="http://schemas.microsoft.com/office/drawing/2016/5/14/chartex" xmlns:mc="http://schemas.openxmlformats.org/markup-compatibility/2006" xmlns:aink="http://schemas.microsoft.com/office/drawing/2016/ink" xmlns:am3d="http://schemas.microsoft.com/office/drawing/2017/model3d" xmlns:o="urn:schemas-microsoft-com:office:office" xmlns:oel="http://schemas.microsoft.com/office/2019/extlst" xmlns:r="http://schemas.openxmlformats.org/officeDocument/2006/relationships" xmlns:m="http://schemas.openxmlformats.org/officeDocument/2006/math" xmlns:v="urn:schemas-microsoft-com:vml" xmlns:wp14="http://schemas.microsoft.com/office/word/2010/wordprocessingDrawing" xmlns:wp="http://schemas.openxmlformats.org/drawingml/2006/wordprocessingDrawing" xmlns:w10="urn:schemas-microsoft-com:office:word" xmlns:w="http://schemas.openxmlformats.org/wordprocessingml/2006/main" xmlns:w14="http://schemas.microsoft.com/office/word/2010/wordml" xmlns:w15="http://schemas.microsoft.com/office/word/2012/wordml" xmlns:w16cex="http://schemas.microsoft.com/office/word/2018/wordml/cex" xmlns:w16cid="http://schemas.microsoft.com/office/word/2016/wordml/cid" xmlns:w16="http://schemas.microsoft.com/office/word/2018/wordml" xmlns:w16du="http://schemas.microsoft.com/office/word/2023/wordml/word16du" xmlns:w16sdtdh="http://schemas.microsoft.com/office/word/2020/wordml/sdtdatahash" xmlns:w16sdtfl="http://schemas.microsoft.com/office/word/2024/wordml/sdtformatlock" xmlns:w16se="http://schemas.microsoft.com/office/word/2015/wordml/symex" xmlns:wpg="http://schemas.microsoft.com/office/word/2010/wordprocessingGroup" xmlns:wpi="http://schemas.microsoft.com/office/word/2010/wordprocessingInk" xmlns:wne="http://schemas.microsoft.com/office/word/2006/wordml" xmlns:wps="http://schemas.microsoft.com/office/word/2010/wordprocessingShape" mc:Ignorable="w14 w15 w16se w16cid w16 w16cex w16sdtdh w16sdtfl w16du wp14">
+  <w16cid:commentId w16cid:paraId="1A0F166D" w16cid:durableId="2D9031CB"/>
+</w16cid:commentsIds>
+</file>
+
+<file path=word/people.xml><?xml version="1.0" encoding="utf-8"?>
+<w15:people xmlns:wpc="http://schemas.microsoft.com/office/word/2010/wordprocessingCanvas" xmlns:cx="http://schemas.microsoft.com/office/drawing/2014/chartex" xmlns:cx1="http://schemas.microsoft.com/office/drawing/2015/9/8/chartex" xmlns:cx2="http://schemas.microsoft.com/office/drawing/2015/10/21/chartex" xmlns:cx3="http://schemas.microsoft.com/office/drawing/2016/5/9/chartex" xmlns:cx4="http://schemas.microsoft.com/office/drawing/2016/5/10/chartex" xmlns:cx5="http://schemas.microsoft.com/office/drawing/2016/5/11/chartex" xmlns:cx6="http://schemas.microsoft.com/office/drawing/2016/5/12/chartex" xmlns:cx7="http://schemas.microsoft.com/office/drawing/2016/5/13/chartex" xmlns:cx8="http://schemas.microsoft.com/office/drawing/2016/5/14/chartex" xmlns:mc="http://schemas.openxmlformats.org/markup-compatibility/2006" xmlns:aink="http://schemas.microsoft.com/office/drawing/2016/ink" xmlns:am3d="http://schemas.microsoft.com/office/drawing/2017/model3d" xmlns:o="urn:schemas-microsoft-com:office:office" xmlns:oel="http://schemas.microsoft.com/office/2019/extlst" xmlns:r="http://schemas.openxmlformats.org/officeDocument/2006/relationships" xmlns:m="http://schemas.openxmlformats.org/officeDocument/2006/math" xmlns:v="urn:schemas-microsoft-com:vml" xmlns:wp14="http://schemas.microsoft.com/office/word/2010/wordprocessingDrawing" xmlns:wp="http://schemas.openxmlformats.org/drawingml/2006/wordprocessingDrawing" xmlns:w10="urn:schemas-microsoft-com:office:word" xmlns:w="http://schemas.openxmlformats.org/wordprocessingml/2006/main" xmlns:w14="http://schemas.microsoft.com/office/word/2010/wordml" xmlns:w15="http://schemas.microsoft.com/office/word/2012/wordml" xmlns:w16cex="http://schemas.microsoft.com/office/word/2018/wordml/cex" xmlns:w16cid="http://schemas.microsoft.com/office/word/2016/wordml/cid" xmlns:w16="http://schemas.microsoft.com/office/word/2018/wordml" xmlns:w16du="http://schemas.microsoft.com/office/word/2023/wordml/word16du" xmlns:w16sdtdh="http://schemas.microsoft.com/office/word/2020/wordml/sdtdatahash" xmlns:w16sdtfl="http://schemas.microsoft.com/office/word/2024/wordml/sdtformatlock" xmlns:w16se="http://schemas.microsoft.com/office/word/2015/wordml/symex" xmlns:wpg="http://schemas.microsoft.com/office/word/2010/wordprocessingGroup" xmlns:wpi="http://schemas.microsoft.com/office/word/2010/wordprocessingInk" xmlns:wne="http://schemas.microsoft.com/office/word/2006/wordml" xmlns:wps="http://schemas.microsoft.com/office/word/2010/wordprocessingShape" mc:Ignorable="w14 w15 w16se w16cid w16 w16cex w16sdtdh w16sdtfl w16du wp14">
+  <w15:person w15:author="瀧口 大地(奈良高専)">
+    <w15:presenceInfo w15:providerId="AD" w15:userId="S::I11416@nara.kosen-ac.jp::a0b06b57-4363-4572-bfa1-b177ff163b42"/>
+  </w15:person>
+</w15:people>
+</file>
+
 <file path=word/styles.xml><?xml version="1.0" encoding="utf-8"?>
-<w:styles xmlns:mc="http://schemas.openxmlformats.org/markup-compatibility/2006" xmlns:r="http://schemas.openxmlformats.org/officeDocument/2006/relationships" xmlns:w="http://schemas.openxmlformats.org/wordprocessingml/2006/main" xmlns:w14="http://schemas.microsoft.com/office/word/2010/wordml" xmlns:w15="http://schemas.microsoft.com/office/word/2012/wordml" xmlns:w16cex="http://schemas.microsoft.com/office/word/2018/wordml/cex" xmlns:w16cid="http://schemas.microsoft.com/office/word/2016/wordml/cid" xmlns:w16="http://schemas.microsoft.com/office/word/2018/wordml" xmlns:w16sdtdh="http://schemas.microsoft.com/office/word/2020/wordml/sdtdatahash" xmlns:w16se="http://schemas.microsoft.com/office/word/2015/wordml/symex" mc:Ignorable="w14 w15 w16se w16cid w16 w16cex w16sdtdh">
+<w:styles xmlns:mc="http://schemas.openxmlformats.org/markup-compatibility/2006" xmlns:r="http://schemas.openxmlformats.org/officeDocument/2006/relationships" xmlns:w="http://schemas.openxmlformats.org/wordprocessingml/2006/main" xmlns:w14="http://schemas.microsoft.com/office/word/2010/wordml" xmlns:w15="http://schemas.microsoft.com/office/word/2012/wordml" xmlns:w16cex="http://schemas.microsoft.com/office/word/2018/wordml/cex" xmlns:w16cid="http://schemas.microsoft.com/office/word/2016/wordml/cid" xmlns:w16="http://schemas.microsoft.com/office/word/2018/wordml" xmlns:w16du="http://schemas.microsoft.com/office/word/2023/wordml/word16du" xmlns:w16sdtdh="http://schemas.microsoft.com/office/word/2020/wordml/sdtdatahash" xmlns:w16sdtfl="http://schemas.microsoft.com/office/word/2024/wordml/sdtformatlock" xmlns:w16se="http://schemas.microsoft.com/office/word/2015/wordml/symex" mc:Ignorable="w14 w15 w16se w16cid w16 w16cex w16sdtdh w16sdtfl w16du">
   <w:docDefaults>
     <w:rPrDefault>
       <w:rPr>
@@ -1233,6 +1338,59 @@
       <w14:ligatures w14:val="none"/>
     </w:rPr>
   </w:style>
+  <w:style w:type="character" w:styleId="aa">
+    <w:name w:val="annotation reference"/>
+    <w:basedOn w:val="a0"/>
+    <w:uiPriority w:val="99"/>
+    <w:semiHidden/>
+    <w:unhideWhenUsed/>
+    <w:rsid w:val="004542E8"/>
+    <w:rPr>
+      <w:sz w:val="18"/>
+      <w:szCs w:val="18"/>
+    </w:rPr>
+  </w:style>
+  <w:style w:type="paragraph" w:styleId="ab">
+    <w:name w:val="annotation text"/>
+    <w:basedOn w:val="a"/>
+    <w:link w:val="ac"/>
+    <w:uiPriority w:val="99"/>
+    <w:unhideWhenUsed/>
+    <w:rsid w:val="004542E8"/>
+  </w:style>
+  <w:style w:type="character" w:customStyle="1" w:styleId="ac">
+    <w:name w:val="コメント文字列 (文字)"/>
+    <w:basedOn w:val="a0"/>
+    <w:link w:val="ab"/>
+    <w:uiPriority w:val="99"/>
+    <w:rsid w:val="004542E8"/>
+  </w:style>
+  <w:style w:type="paragraph" w:styleId="ad">
+    <w:name w:val="annotation subject"/>
+    <w:basedOn w:val="ab"/>
+    <w:next w:val="ab"/>
+    <w:link w:val="ae"/>
+    <w:uiPriority w:val="99"/>
+    <w:semiHidden/>
+    <w:unhideWhenUsed/>
+    <w:rsid w:val="004542E8"/>
+    <w:rPr>
+      <w:b/>
+      <w:bCs/>
+    </w:rPr>
+  </w:style>
+  <w:style w:type="character" w:customStyle="1" w:styleId="ae">
+    <w:name w:val="コメント内容 (文字)"/>
+    <w:basedOn w:val="ac"/>
+    <w:link w:val="ad"/>
+    <w:uiPriority w:val="99"/>
+    <w:semiHidden/>
+    <w:rsid w:val="004542E8"/>
+    <w:rPr>
+      <w:b/>
+      <w:bCs/>
+    </w:rPr>
+  </w:style>
 </w:styles>
 </file>
 

--- a/datas/answer.docx
+++ b/datas/answer.docx
@@ -158,25 +158,11 @@
         </w:rPr>
         <w:t>１）相談事例の入力→</w:t>
       </w:r>
-      <w:commentRangeStart w:id="0"/>
-      <w:r>
-        <w:rPr>
-          <w:rFonts w:hint="eastAsia"/>
-        </w:rPr>
-        <w:t>相談を受け</w:t>
-      </w:r>
-      <w:commentRangeEnd w:id="0"/>
-      <w:r>
-        <w:rPr>
-          <w:rStyle w:val="aa"/>
-        </w:rPr>
-        <w:commentReference w:id="0"/>
-      </w:r>
-      <w:r>
-        <w:rPr>
-          <w:rFonts w:hint="eastAsia"/>
-        </w:rPr>
-        <w:t>、それぞれの項目に相談情報を</w:t>
+      <w:r>
+        <w:rPr>
+          <w:rFonts w:hint="eastAsia"/>
+        </w:rPr>
+        <w:t>相談を受け、それぞれの項目に相談情報を</w:t>
       </w:r>
       <w:r>
         <w:rPr>
@@ -350,61 +336,6 @@
     </w:sectPr>
   </w:body>
 </w:document>
-</file>
-
-<file path=word/comments.xml><?xml version="1.0" encoding="utf-8"?>
-<w:comments xmlns:wpc="http://schemas.microsoft.com/office/word/2010/wordprocessingCanvas" xmlns:cx="http://schemas.microsoft.com/office/drawing/2014/chartex" xmlns:cx1="http://schemas.microsoft.com/office/drawing/2015/9/8/chartex" xmlns:cx2="http://schemas.microsoft.com/office/drawing/2015/10/21/chartex" xmlns:cx3="http://schemas.microsoft.com/office/drawing/2016/5/9/chartex" xmlns:cx4="http://schemas.microsoft.com/office/drawing/2016/5/10/chartex" xmlns:cx5="http://schemas.microsoft.com/office/drawing/2016/5/11/chartex" xmlns:cx6="http://schemas.microsoft.com/office/drawing/2016/5/12/chartex" xmlns:cx7="http://schemas.microsoft.com/office/drawing/2016/5/13/chartex" xmlns:cx8="http://schemas.microsoft.com/office/drawing/2016/5/14/chartex" xmlns:mc="http://schemas.openxmlformats.org/markup-compatibility/2006" xmlns:aink="http://schemas.microsoft.com/office/drawing/2016/ink" xmlns:am3d="http://schemas.microsoft.com/office/drawing/2017/model3d" xmlns:o="urn:schemas-microsoft-com:office:office" xmlns:oel="http://schemas.microsoft.com/office/2019/extlst" xmlns:r="http://schemas.openxmlformats.org/officeDocument/2006/relationships" xmlns:m="http://schemas.openxmlformats.org/officeDocument/2006/math" xmlns:v="urn:schemas-microsoft-com:vml" xmlns:wp14="http://schemas.microsoft.com/office/word/2010/wordprocessingDrawing" xmlns:wp="http://schemas.openxmlformats.org/drawingml/2006/wordprocessingDrawing" xmlns:w10="urn:schemas-microsoft-com:office:word" xmlns:w="http://schemas.openxmlformats.org/wordprocessingml/2006/main" xmlns:w14="http://schemas.microsoft.com/office/word/2010/wordml" xmlns:w15="http://schemas.microsoft.com/office/word/2012/wordml" xmlns:w16cex="http://schemas.microsoft.com/office/word/2018/wordml/cex" xmlns:w16cid="http://schemas.microsoft.com/office/word/2016/wordml/cid" xmlns:w16="http://schemas.microsoft.com/office/word/2018/wordml" xmlns:w16du="http://schemas.microsoft.com/office/word/2023/wordml/word16du" xmlns:w16sdtdh="http://schemas.microsoft.com/office/word/2020/wordml/sdtdatahash" xmlns:w16sdtfl="http://schemas.microsoft.com/office/word/2024/wordml/sdtformatlock" xmlns:w16se="http://schemas.microsoft.com/office/word/2015/wordml/symex" xmlns:wpg="http://schemas.microsoft.com/office/word/2010/wordprocessingGroup" xmlns:wpi="http://schemas.microsoft.com/office/word/2010/wordprocessingInk" xmlns:wne="http://schemas.microsoft.com/office/word/2006/wordml" xmlns:wps="http://schemas.microsoft.com/office/word/2010/wordprocessingShape" mc:Ignorable="w14 w15 w16se w16cid w16 w16cex w16sdtdh w16sdtfl w16du wp14">
-  <w:comment w:id="0" w:author="瀧口 大地(奈良高専)" w:date="2025-04-20T14:56:00Z" w:initials="大瀧">
-    <w:p>
-      <w:pPr>
-        <w:pStyle w:val="ab"/>
-      </w:pPr>
-      <w:r>
-        <w:rPr>
-          <w:rStyle w:val="aa"/>
-        </w:rPr>
-        <w:annotationRef/>
-      </w:r>
-      <w:r>
-        <w:t>相談は口頭？</w:t>
-      </w:r>
-      <w:r>
-        <w:br/>
-        <w:t>文なら手打ちといってもコピペでいいけど言葉ならそういうものを作ってもいいかも</w:t>
-      </w:r>
-      <w:r>
-        <w:br/>
-        <w:t>けど録音は良くないし難しいか…？</w:t>
-      </w:r>
-    </w:p>
-  </w:comment>
-</w:comments>
-</file>
-
-<file path=word/commentsExtended.xml><?xml version="1.0" encoding="utf-8"?>
-<w15:commentsEx xmlns:wpc="http://schemas.microsoft.com/office/word/2010/wordprocessingCanvas" xmlns:cx="http://schemas.microsoft.com/office/drawing/2014/chartex" xmlns:cx1="http://schemas.microsoft.com/office/drawing/2015/9/8/chartex" xmlns:cx2="http://schemas.microsoft.com/office/drawing/2015/10/21/chartex" xmlns:cx3="http://schemas.microsoft.com/office/drawing/2016/5/9/chartex" xmlns:cx4="http://schemas.microsoft.com/office/drawing/2016/5/10/chartex" xmlns:cx5="http://schemas.microsoft.com/office/drawing/2016/5/11/chartex" xmlns:cx6="http://schemas.microsoft.com/office/drawing/2016/5/12/chartex" xmlns:cx7="http://schemas.microsoft.com/office/drawing/2016/5/13/chartex" xmlns:cx8="http://schemas.microsoft.com/office/drawing/2016/5/14/chartex" xmlns:mc="http://schemas.openxmlformats.org/markup-compatibility/2006" xmlns:aink="http://schemas.microsoft.com/office/drawing/2016/ink" xmlns:am3d="http://schemas.microsoft.com/office/drawing/2017/model3d" xmlns:o="urn:schemas-microsoft-com:office:office" xmlns:oel="http://schemas.microsoft.com/office/2019/extlst" xmlns:r="http://schemas.openxmlformats.org/officeDocument/2006/relationships" xmlns:m="http://schemas.openxmlformats.org/officeDocument/2006/math" xmlns:v="urn:schemas-microsoft-com:vml" xmlns:wp14="http://schemas.microsoft.com/office/word/2010/wordprocessingDrawing" xmlns:wp="http://schemas.openxmlformats.org/drawingml/2006/wordprocessingDrawing" xmlns:w10="urn:schemas-microsoft-com:office:word" xmlns:w="http://schemas.openxmlformats.org/wordprocessingml/2006/main" xmlns:w14="http://schemas.microsoft.com/office/word/2010/wordml" xmlns:w15="http://schemas.microsoft.com/office/word/2012/wordml" xmlns:w16cex="http://schemas.microsoft.com/office/word/2018/wordml/cex" xmlns:w16cid="http://schemas.microsoft.com/office/word/2016/wordml/cid" xmlns:w16="http://schemas.microsoft.com/office/word/2018/wordml" xmlns:w16du="http://schemas.microsoft.com/office/word/2023/wordml/word16du" xmlns:w16sdtdh="http://schemas.microsoft.com/office/word/2020/wordml/sdtdatahash" xmlns:w16sdtfl="http://schemas.microsoft.com/office/word/2024/wordml/sdtformatlock" xmlns:w16se="http://schemas.microsoft.com/office/word/2015/wordml/symex" xmlns:wpg="http://schemas.microsoft.com/office/word/2010/wordprocessingGroup" xmlns:wpi="http://schemas.microsoft.com/office/word/2010/wordprocessingInk" xmlns:wne="http://schemas.microsoft.com/office/word/2006/wordml" xmlns:wps="http://schemas.microsoft.com/office/word/2010/wordprocessingShape" mc:Ignorable="w14 w15 w16se w16cid w16 w16cex w16sdtdh w16sdtfl w16du wp14">
-  <w15:commentEx w15:paraId="1A0F166D" w15:done="0"/>
-</w15:commentsEx>
-</file>
-
-<file path=word/commentsExtensible.xml><?xml version="1.0" encoding="utf-8"?>
-<w16cex:commentsExtensible xmlns:wpc="http://schemas.microsoft.com/office/word/2010/wordprocessingCanvas" xmlns:cx="http://schemas.microsoft.com/office/drawing/2014/chartex" xmlns:cx1="http://schemas.microsoft.com/office/drawing/2015/9/8/chartex" xmlns:cx2="http://schemas.microsoft.com/office/drawing/2015/10/21/chartex" xmlns:cx3="http://schemas.microsoft.com/office/drawing/2016/5/9/chartex" xmlns:cx4="http://schemas.microsoft.com/office/drawing/2016/5/10/chartex" xmlns:cx5="http://schemas.microsoft.com/office/drawing/2016/5/11/chartex" xmlns:cx6="http://schemas.microsoft.com/office/drawing/2016/5/12/chartex" xmlns:cx7="http://schemas.microsoft.com/office/drawing/2016/5/13/chartex" xmlns:cx8="http://schemas.microsoft.com/office/drawing/2016/5/14/chartex" xmlns:cr="http://schemas.microsoft.com/office/comments/2020/reactions" xmlns:mc="http://schemas.openxmlformats.org/markup-compatibility/2006" xmlns:aink="http://schemas.microsoft.com/office/drawing/2016/ink" xmlns:am3d="http://schemas.microsoft.com/office/drawing/2017/model3d" xmlns:o="urn:schemas-microsoft-com:office:office" xmlns:oel="http://schemas.microsoft.com/office/2019/extlst" xmlns:r="http://schemas.openxmlformats.org/officeDocument/2006/relationships" xmlns:m="http://schemas.openxmlformats.org/officeDocument/2006/math" xmlns:v="urn:schemas-microsoft-com:vml" xmlns:wp14="http://schemas.microsoft.com/office/word/2010/wordprocessingDrawing" xmlns:wp="http://schemas.openxmlformats.org/drawingml/2006/wordprocessingDrawing" xmlns:w10="urn:schemas-microsoft-com:office:word" xmlns:w="http://schemas.openxmlformats.org/wordprocessingml/2006/main" xmlns:w14="http://schemas.microsoft.com/office/word/2010/wordml" xmlns:w15="http://schemas.microsoft.com/office/word/2012/wordml" xmlns:w16cex="http://schemas.microsoft.com/office/word/2018/wordml/cex" xmlns:w16cid="http://schemas.microsoft.com/office/word/2016/wordml/cid" xmlns:w16="http://schemas.microsoft.com/office/word/2018/wordml" xmlns:w16du="http://schemas.microsoft.com/office/word/2023/wordml/word16du" xmlns:w16sdtdh="http://schemas.microsoft.com/office/word/2020/wordml/sdtdatahash" xmlns:w16sdtfl="http://schemas.microsoft.com/office/word/2024/wordml/sdtformatlock" xmlns:w16se="http://schemas.microsoft.com/office/word/2015/wordml/symex" xmlns:wpg="http://schemas.microsoft.com/office/word/2010/wordprocessingGroup" xmlns:wpi="http://schemas.microsoft.com/office/word/2010/wordprocessingInk" xmlns:wne="http://schemas.microsoft.com/office/word/2006/wordml" xmlns:wps="http://schemas.microsoft.com/office/word/2010/wordprocessingShape" mc:Ignorable="w14 w15 w16se w16cid w16 w16cex w16sdtdh w16sdtfl cr w16du wp14">
-  <w16cex:commentExtensible w16cex:durableId="2D9031CB" w16cex:dateUtc="2025-04-20T05:56:00Z"/>
-</w16cex:commentsExtensible>
-</file>
-
-<file path=word/commentsIds.xml><?xml version="1.0" encoding="utf-8"?>
-<w16cid:commentsIds xmlns:wpc="http://schemas.microsoft.com/office/word/2010/wordprocessingCanvas" xmlns:cx="http://schemas.microsoft.com/office/drawing/2014/chartex" xmlns:cx1="http://schemas.microsoft.com/office/drawing/2015/9/8/chartex" xmlns:cx2="http://schemas.microsoft.com/office/drawing/2015/10/21/chartex" xmlns:cx3="http://schemas.microsoft.com/office/drawing/2016/5/9/chartex" xmlns:cx4="http://schemas.microsoft.com/office/drawing/2016/5/10/chartex" xmlns:cx5="http://schemas.microsoft.com/office/drawing/2016/5/11/chartex" xmlns:cx6="http://schemas.microsoft.com/office/drawing/2016/5/12/chartex" xmlns:cx7="http://schemas.microsoft.com/office/drawing/2016/5/13/chartex" xmlns:cx8="http://schemas.microsoft.com/office/drawing/2016/5/14/chartex" xmlns:mc="http://schemas.openxmlformats.org/markup-compatibility/2006" xmlns:aink="http://schemas.microsoft.com/office/drawing/2016/ink" xmlns:am3d="http://schemas.microsoft.com/office/drawing/2017/model3d" xmlns:o="urn:schemas-microsoft-com:office:office" xmlns:oel="http://schemas.microsoft.com/office/2019/extlst" xmlns:r="http://schemas.openxmlformats.org/officeDocument/2006/relationships" xmlns:m="http://schemas.openxmlformats.org/officeDocument/2006/math" xmlns:v="urn:schemas-microsoft-com:vml" xmlns:wp14="http://schemas.microsoft.com/office/word/2010/wordprocessingDrawing" xmlns:wp="http://schemas.openxmlformats.org/drawingml/2006/wordprocessingDrawing" xmlns:w10="urn:schemas-microsoft-com:office:word" xmlns:w="http://schemas.openxmlformats.org/wordprocessingml/2006/main" xmlns:w14="http://schemas.microsoft.com/office/word/2010/wordml" xmlns:w15="http://schemas.microsoft.com/office/word/2012/wordml" xmlns:w16cex="http://schemas.microsoft.com/office/word/2018/wordml/cex" xmlns:w16cid="http://schemas.microsoft.com/office/word/2016/wordml/cid" xmlns:w16="http://schemas.microsoft.com/office/word/2018/wordml" xmlns:w16du="http://schemas.microsoft.com/office/word/2023/wordml/word16du" xmlns:w16sdtdh="http://schemas.microsoft.com/office/word/2020/wordml/sdtdatahash" xmlns:w16sdtfl="http://schemas.microsoft.com/office/word/2024/wordml/sdtformatlock" xmlns:w16se="http://schemas.microsoft.com/office/word/2015/wordml/symex" xmlns:wpg="http://schemas.microsoft.com/office/word/2010/wordprocessingGroup" xmlns:wpi="http://schemas.microsoft.com/office/word/2010/wordprocessingInk" xmlns:wne="http://schemas.microsoft.com/office/word/2006/wordml" xmlns:wps="http://schemas.microsoft.com/office/word/2010/wordprocessingShape" mc:Ignorable="w14 w15 w16se w16cid w16 w16cex w16sdtdh w16sdtfl w16du wp14">
-  <w16cid:commentId w16cid:paraId="1A0F166D" w16cid:durableId="2D9031CB"/>
-</w16cid:commentsIds>
-</file>
-
-<file path=word/people.xml><?xml version="1.0" encoding="utf-8"?>
-<w15:people xmlns:wpc="http://schemas.microsoft.com/office/word/2010/wordprocessingCanvas" xmlns:cx="http://schemas.microsoft.com/office/drawing/2014/chartex" xmlns:cx1="http://schemas.microsoft.com/office/drawing/2015/9/8/chartex" xmlns:cx2="http://schemas.microsoft.com/office/drawing/2015/10/21/chartex" xmlns:cx3="http://schemas.microsoft.com/office/drawing/2016/5/9/chartex" xmlns:cx4="http://schemas.microsoft.com/office/drawing/2016/5/10/chartex" xmlns:cx5="http://schemas.microsoft.com/office/drawing/2016/5/11/chartex" xmlns:cx6="http://schemas.microsoft.com/office/drawing/2016/5/12/chartex" xmlns:cx7="http://schemas.microsoft.com/office/drawing/2016/5/13/chartex" xmlns:cx8="http://schemas.microsoft.com/office/drawing/2016/5/14/chartex" xmlns:mc="http://schemas.openxmlformats.org/markup-compatibility/2006" xmlns:aink="http://schemas.microsoft.com/office/drawing/2016/ink" xmlns:am3d="http://schemas.microsoft.com/office/drawing/2017/model3d" xmlns:o="urn:schemas-microsoft-com:office:office" xmlns:oel="http://schemas.microsoft.com/office/2019/extlst" xmlns:r="http://schemas.openxmlformats.org/officeDocument/2006/relationships" xmlns:m="http://schemas.openxmlformats.org/officeDocument/2006/math" xmlns:v="urn:schemas-microsoft-com:vml" xmlns:wp14="http://schemas.microsoft.com/office/word/2010/wordprocessingDrawing" xmlns:wp="http://schemas.openxmlformats.org/drawingml/2006/wordprocessingDrawing" xmlns:w10="urn:schemas-microsoft-com:office:word" xmlns:w="http://schemas.openxmlformats.org/wordprocessingml/2006/main" xmlns:w14="http://schemas.microsoft.com/office/word/2010/wordml" xmlns:w15="http://schemas.microsoft.com/office/word/2012/wordml" xmlns:w16cex="http://schemas.microsoft.com/office/word/2018/wordml/cex" xmlns:w16cid="http://schemas.microsoft.com/office/word/2016/wordml/cid" xmlns:w16="http://schemas.microsoft.com/office/word/2018/wordml" xmlns:w16du="http://schemas.microsoft.com/office/word/2023/wordml/word16du" xmlns:w16sdtdh="http://schemas.microsoft.com/office/word/2020/wordml/sdtdatahash" xmlns:w16sdtfl="http://schemas.microsoft.com/office/word/2024/wordml/sdtformatlock" xmlns:w16se="http://schemas.microsoft.com/office/word/2015/wordml/symex" xmlns:wpg="http://schemas.microsoft.com/office/word/2010/wordprocessingGroup" xmlns:wpi="http://schemas.microsoft.com/office/word/2010/wordprocessingInk" xmlns:wne="http://schemas.microsoft.com/office/word/2006/wordml" xmlns:wps="http://schemas.microsoft.com/office/word/2010/wordprocessingShape" mc:Ignorable="w14 w15 w16se w16cid w16 w16cex w16sdtdh w16sdtfl w16du wp14">
-  <w15:person w15:author="瀧口 大地(奈良高専)">
-    <w15:presenceInfo w15:providerId="AD" w15:userId="S::I11416@nara.kosen-ac.jp::a0b06b57-4363-4572-bfa1-b177ff163b42"/>
-  </w15:person>
-</w15:people>
 </file>
 
 <file path=word/styles.xml><?xml version="1.0" encoding="utf-8"?>
